--- a/CV-Choice Osadolor (1).docx
+++ b/CV-Choice Osadolor (1).docx
@@ -6,10 +6,8 @@
       <w:pPr>
         <w:spacing w:after="240" w:before="240" w:lineRule="auto"/>
         <w:ind w:right="0"/>
-        <w:rPr>
-          <w:color w:val="1155cc"/>
-          <w:u w:val="single"/>
-        </w:rPr>
+        <w:jc w:val="center"/>
+        <w:rPr/>
       </w:pPr>
       <w:r>
         <w:rPr>
@@ -34,11 +32,25 @@
         <w:rPr>
           <w:rtl w:val="0"/>
         </w:rPr>
-        <w:t xml:space="preserve">+44 07942672449 | choiceosaru@gmail.com</w:t>
-        <w:br w:type="textWrapping"/>
-        <w:t xml:space="preserve">GitHub:</w:t>
+        <w:t xml:space="preserve">+44 07942672449 | </w:t>
       </w:r>
       <w:hyperlink r:id="rId6">
+        <w:r>
+          <w:rPr>
+            <w:color w:val="1155cc"/>
+            <w:u w:val="single"/>
+            <w:rtl w:val="0"/>
+          </w:rPr>
+          <w:t xml:space="preserve">choiceosaru@gmail.com</w:t>
+        </w:r>
+      </w:hyperlink>
+      <w:r>
+        <w:rPr>
+          <w:rtl w:val="0"/>
+        </w:rPr>
+        <w:t xml:space="preserve">  | GitHub:</w:t>
+      </w:r>
+      <w:hyperlink r:id="rId7">
         <w:r>
           <w:rPr>
             <w:rtl w:val="0"/>
@@ -46,7 +58,7 @@
           <w:t xml:space="preserve"> </w:t>
         </w:r>
       </w:hyperlink>
-      <w:hyperlink r:id="rId7">
+      <w:hyperlink r:id="rId8">
         <w:r>
           <w:rPr>
             <w:color w:val="1155cc"/>
@@ -58,245 +70,18 @@
       </w:hyperlink>
       <w:r>
         <w:rPr>
-          <w:rtl w:val="0"/>
-        </w:rPr>
-      </w:r>
-    </w:p>
-    <w:p>
-      <w:pPr>
-        <w:spacing w:after="240" w:before="240" w:lineRule="auto"/>
-        <w:ind w:left="720" w:right="0" w:hanging="360"/>
-        <w:rPr/>
-      </w:pPr>
-      <w:r>
-        <w:pict>
-          <v:rect style="width:0.0pt;height:1.5pt" o:hr="t" o:hrstd="t" o:hralign="center" fillcolor="#A0A0A0" stroked="f"/>
-        </w:pict>
-      </w:r>
-      <w:r>
-        <w:rPr>
-          <w:rtl w:val="0"/>
-        </w:rPr>
-      </w:r>
-    </w:p>
-    <w:p>
-      <w:pPr>
-        <w:pStyle w:val="Heading3"/>
-        <w:keepNext w:val="0"/>
-        <w:keepLines w:val="0"/>
-        <w:spacing w:after="80" w:before="280" w:line="312" w:lineRule="auto"/>
-        <w:ind w:left="720" w:right="0" w:hanging="360"/>
-        <w:rPr>
-          <w:rFonts w:ascii="Merriweather" w:cs="Merriweather" w:eastAsia="Merriweather" w:hAnsi="Merriweather"/>
-          <w:b w:val="1"/>
-          <w:bCs w:val="1"/>
-          <w:color w:val="000000"/>
-          <w:sz w:val="26"/>
-          <w:szCs w:val="26"/>
-        </w:rPr>
-      </w:pPr>
-      <w:bookmarkStart w:colFirst="0" w:colLast="0" w:name="_la7b7ymfhfnj" w:id="0"/>
-      <w:bookmarkEnd w:id="0"/>
-      <w:r>
-        <w:rPr>
-          <w:rFonts w:ascii="Merriweather" w:cs="Merriweather" w:eastAsia="Merriweather" w:hAnsi="Merriweather"/>
-          <w:b w:val="1"/>
-          <w:bCs w:val="1"/>
-          <w:color w:val="000000"/>
-          <w:sz w:val="26"/>
-          <w:szCs w:val="26"/>
-          <w:rtl w:val="0"/>
-        </w:rPr>
-        <w:t xml:space="preserve">Profile</w:t>
-      </w:r>
-    </w:p>
-    <w:p>
-      <w:pPr>
-        <w:spacing w:after="240" w:before="240" w:lineRule="auto"/>
-        <w:ind w:right="0"/>
-        <w:rPr/>
-      </w:pPr>
-      <w:r>
-        <w:rPr>
-          <w:rtl w:val="0"/>
-        </w:rPr>
-        <w:t xml:space="preserve">Computer Science student at Aston University with experience in developing interactive applications and improving systems through user-focused and technical solutions. Interested in using technology, data, and automation to solve real-world business problems. Skilled in collaborating on projects, analysing user needs, and building practical solutions, with a growing focus on full-stack development and digital innovation.</w:t>
-      </w:r>
-    </w:p>
-    <w:p>
-      <w:pPr>
-        <w:spacing w:after="240" w:before="240" w:lineRule="auto"/>
-        <w:ind w:left="720" w:right="0" w:hanging="360"/>
-        <w:rPr/>
-      </w:pPr>
-      <w:r>
-        <w:pict>
-          <v:rect style="width:0.0pt;height:1.5pt" o:hr="t" o:hrstd="t" o:hralign="center" fillcolor="#A0A0A0" stroked="f"/>
-        </w:pict>
-      </w:r>
-      <w:r>
-        <w:rPr>
-          <w:rtl w:val="0"/>
-        </w:rPr>
-      </w:r>
-    </w:p>
-    <w:p>
-      <w:pPr>
-        <w:pStyle w:val="Heading3"/>
-        <w:keepNext w:val="0"/>
-        <w:keepLines w:val="0"/>
-        <w:spacing w:after="80" w:before="280" w:line="312" w:lineRule="auto"/>
-        <w:ind w:left="720" w:right="0" w:hanging="360"/>
-        <w:rPr>
-          <w:rFonts w:ascii="Merriweather" w:cs="Merriweather" w:eastAsia="Merriweather" w:hAnsi="Merriweather"/>
-          <w:b w:val="1"/>
-          <w:bCs w:val="1"/>
-          <w:color w:val="000000"/>
-          <w:sz w:val="26"/>
-          <w:szCs w:val="26"/>
-        </w:rPr>
-      </w:pPr>
-      <w:bookmarkStart w:colFirst="0" w:colLast="0" w:name="_5jq9s9tac0uw" w:id="1"/>
-      <w:bookmarkEnd w:id="1"/>
-      <w:r>
-        <w:rPr>
-          <w:rFonts w:ascii="Merriweather" w:cs="Merriweather" w:eastAsia="Merriweather" w:hAnsi="Merriweather"/>
-          <w:b w:val="1"/>
-          <w:bCs w:val="1"/>
-          <w:color w:val="000000"/>
-          <w:sz w:val="26"/>
-          <w:szCs w:val="26"/>
-          <w:rtl w:val="0"/>
-        </w:rPr>
-        <w:t xml:space="preserve">Education</w:t>
-      </w:r>
-    </w:p>
-    <w:p>
-      <w:pPr>
-        <w:spacing w:after="240" w:before="240" w:lineRule="auto"/>
-        <w:ind w:right="0"/>
-        <w:rPr/>
-      </w:pPr>
-      <w:r>
-        <w:rPr>
-          <w:b w:val="1"/>
-          <w:bCs w:val="1"/>
-          <w:rtl w:val="0"/>
-        </w:rPr>
-        <w:t xml:space="preserve">BSc Computer Science — Aston University</w:t>
-        <w:br w:type="textWrapping"/>
-      </w:r>
-      <w:r>
-        <w:rPr>
-          <w:rtl w:val="0"/>
-        </w:rPr>
-        <w:t xml:space="preserve">2024 – Present</w:t>
-        <w:br w:type="textWrapping"/>
-        <w:t xml:space="preserve">Predicted: 2:1</w:t>
-      </w:r>
-    </w:p>
-    <w:p>
-      <w:pPr>
-        <w:spacing w:after="240" w:before="240" w:lineRule="auto"/>
-        <w:ind w:right="0"/>
-        <w:rPr/>
-      </w:pPr>
-      <w:r>
-        <w:rPr>
-          <w:b w:val="1"/>
-          <w:bCs w:val="1"/>
-          <w:rtl w:val="0"/>
-        </w:rPr>
-        <w:t xml:space="preserve">Relevant Modules:</w:t>
-        <w:br w:type="textWrapping"/>
-      </w:r>
-      <w:r>
-        <w:rPr>
-          <w:rtl w:val="0"/>
-        </w:rPr>
-        <w:t xml:space="preserve">Human-Computer Interaction, Software Engineering, Data Structures &amp; Algorithms, Object-Oriented Programming, Artificial Intelligence</w:t>
-      </w:r>
-    </w:p>
-    <w:p>
-      <w:pPr>
-        <w:spacing w:after="240" w:before="240" w:lineRule="auto"/>
-        <w:ind w:left="720" w:right="0" w:hanging="360"/>
-        <w:rPr/>
-      </w:pPr>
-      <w:r>
-        <w:pict>
-          <v:rect style="width:0.0pt;height:1.5pt" o:hr="t" o:hrstd="t" o:hralign="center" fillcolor="#A0A0A0" stroked="f"/>
-        </w:pict>
-      </w:r>
-      <w:r>
-        <w:rPr>
-          <w:rtl w:val="0"/>
-        </w:rPr>
-      </w:r>
-    </w:p>
-    <w:p>
-      <w:pPr>
-        <w:pStyle w:val="Heading3"/>
-        <w:keepNext w:val="0"/>
-        <w:keepLines w:val="0"/>
-        <w:spacing w:after="80" w:before="280" w:line="312" w:lineRule="auto"/>
-        <w:ind w:left="720" w:right="0" w:hanging="360"/>
-        <w:rPr>
-          <w:rFonts w:ascii="Merriweather" w:cs="Merriweather" w:eastAsia="Merriweather" w:hAnsi="Merriweather"/>
-          <w:b w:val="1"/>
-          <w:bCs w:val="1"/>
-          <w:color w:val="000000"/>
-          <w:sz w:val="26"/>
-          <w:szCs w:val="26"/>
-        </w:rPr>
-      </w:pPr>
-      <w:bookmarkStart w:colFirst="0" w:colLast="0" w:name="_x3ffowb8rys3" w:id="2"/>
-      <w:bookmarkEnd w:id="2"/>
-      <w:r>
-        <w:rPr>
-          <w:rFonts w:ascii="Merriweather" w:cs="Merriweather" w:eastAsia="Merriweather" w:hAnsi="Merriweather"/>
-          <w:b w:val="1"/>
-          <w:bCs w:val="1"/>
-          <w:color w:val="000000"/>
-          <w:sz w:val="26"/>
-          <w:szCs w:val="26"/>
-          <w:rtl w:val="0"/>
-        </w:rPr>
-        <w:t xml:space="preserve">Projects</w:t>
-      </w:r>
-    </w:p>
-    <w:p>
-      <w:pPr>
-        <w:spacing w:after="240" w:before="240" w:lineRule="auto"/>
-        <w:ind w:right="0"/>
-        <w:rPr>
           <w:color w:val="1155cc"/>
           <w:u w:val="single"/>
-        </w:rPr>
-      </w:pPr>
-      <w:r>
-        <w:rPr>
-          <w:b w:val="1"/>
-          <w:bCs w:val="1"/>
-          <w:rtl w:val="0"/>
-        </w:rPr>
-        <w:t xml:space="preserve">Veltrix — Gaming Hub &amp; Marketplace (Deployed)</w:t>
-        <w:br w:type="textWrapping"/>
-      </w:r>
-      <w:r>
-        <w:rPr>
-          <w:rtl w:val="0"/>
-        </w:rPr>
-        <w:t xml:space="preserve">Live Demo:</w:t>
-      </w:r>
-      <w:hyperlink r:id="rId8">
-        <w:r>
-          <w:rPr>
-            <w:rtl w:val="0"/>
-          </w:rPr>
-          <w:t xml:space="preserve"> </w:t>
-        </w:r>
-      </w:hyperlink>
+          <w:rtl w:val="0"/>
+        </w:rPr>
+        <w:t xml:space="preserve"> </w:t>
+      </w:r>
+      <w:r>
+        <w:rPr>
+          <w:rtl w:val="0"/>
+        </w:rPr>
+        <w:t xml:space="preserve">| Personal Website:</w:t>
+      </w:r>
       <w:hyperlink r:id="rId9">
         <w:r>
           <w:rPr>
@@ -304,7 +89,7 @@
             <w:u w:val="single"/>
             <w:rtl w:val="0"/>
           </w:rPr>
-          <w:t xml:space="preserve">https://cs2team48.cs2410-web01pvm.aston.ac.uk/pages/index.html</w:t>
+          <w:t xml:space="preserve">https://choice-osadolor.github.io/Portfolio2026/</w:t>
         </w:r>
       </w:hyperlink>
       <w:r>
@@ -315,72 +100,9 @@
     </w:p>
     <w:p>
       <w:pPr>
-        <w:numPr>
-          <w:ilvl w:val="0"/>
-          <w:numId w:val="4"/>
-        </w:numPr>
-        <w:spacing w:after="0" w:afterAutospacing="0" w:before="240" w:lineRule="auto"/>
-        <w:ind w:left="720" w:right="0" w:hanging="360"/>
-      </w:pPr>
-      <w:r>
-        <w:rPr>
-          <w:rtl w:val="0"/>
-        </w:rPr>
-        <w:t xml:space="preserve">Developed front-end functionality using JavaScript to support a deployed web platform</w:t>
-      </w:r>
-    </w:p>
-    <w:p>
-      <w:pPr>
-        <w:numPr>
-          <w:ilvl w:val="0"/>
-          <w:numId w:val="4"/>
-        </w:numPr>
-        <w:spacing w:after="0" w:afterAutospacing="0" w:before="0" w:beforeAutospacing="0" w:lineRule="auto"/>
-        <w:ind w:left="720" w:right="0" w:hanging="360"/>
-      </w:pPr>
-      <w:r>
-        <w:rPr>
-          <w:rtl w:val="0"/>
-        </w:rPr>
-        <w:t xml:space="preserve">Collaborated within a team to deliver a working MVP under time and project constraints</w:t>
-      </w:r>
-    </w:p>
-    <w:p>
-      <w:pPr>
-        <w:numPr>
-          <w:ilvl w:val="0"/>
-          <w:numId w:val="4"/>
-        </w:numPr>
-        <w:spacing w:after="0" w:afterAutospacing="0" w:before="0" w:beforeAutospacing="0" w:lineRule="auto"/>
-        <w:ind w:left="720" w:right="0" w:hanging="360"/>
-      </w:pPr>
-      <w:r>
-        <w:rPr>
-          <w:rtl w:val="0"/>
-        </w:rPr>
-        <w:t xml:space="preserve">Improved navigation and usability based on user feedback, enhancing task efficiency</w:t>
-      </w:r>
-    </w:p>
-    <w:p>
-      <w:pPr>
-        <w:numPr>
-          <w:ilvl w:val="0"/>
-          <w:numId w:val="4"/>
-        </w:numPr>
-        <w:spacing w:after="240" w:before="0" w:beforeAutospacing="0" w:lineRule="auto"/>
-        <w:ind w:left="720" w:right="0" w:hanging="360"/>
-      </w:pPr>
-      <w:r>
-        <w:rPr>
-          <w:rtl w:val="0"/>
-        </w:rPr>
-        <w:t xml:space="preserve">Contributed to problem-solving discussions to refine features and improve overall system usability</w:t>
-      </w:r>
-    </w:p>
-    <w:p>
-      <w:pPr>
         <w:spacing w:after="240" w:before="240" w:lineRule="auto"/>
-        <w:ind w:left="720" w:right="0" w:hanging="360"/>
+        <w:ind w:right="0"/>
+        <w:jc w:val="left"/>
         <w:rPr/>
       </w:pPr>
       <w:r>
@@ -394,11 +116,300 @@
         </w:rPr>
       </w:r>
     </w:p>
+    <w:tbl>
+      <w:tblPr>
+        <w:tblStyle w:val="Table1"/>
+        <w:tblW w:w="10514.0" w:type="dxa"/>
+        <w:jc w:val="left"/>
+        <w:tblBorders>
+          <w:top w:color="000000" w:space="0" w:sz="8" w:val="single"/>
+          <w:left w:color="000000" w:space="0" w:sz="8" w:val="single"/>
+          <w:bottom w:color="000000" w:space="0" w:sz="8" w:val="single"/>
+          <w:right w:color="000000" w:space="0" w:sz="8" w:val="single"/>
+          <w:insideH w:color="000000" w:space="0" w:sz="8" w:val="single"/>
+          <w:insideV w:color="000000" w:space="0" w:sz="8" w:val="single"/>
+        </w:tblBorders>
+        <w:tblLayout w:type="fixed"/>
+        <w:tblLook w:val="0600"/>
+      </w:tblPr>
+      <w:tblGrid>
+        <w:gridCol w:w="5257"/>
+        <w:gridCol w:w="5257"/>
+        <w:tblGridChange w:id="0">
+          <w:tblGrid>
+            <w:gridCol w:w="5257"/>
+            <w:gridCol w:w="5257"/>
+          </w:tblGrid>
+        </w:tblGridChange>
+      </w:tblGrid>
+      <w:tr>
+        <w:trPr>
+          <w:cantSplit w:val="0"/>
+          <w:trHeight w:val="3645" w:hRule="atLeast"/>
+          <w:tblHeader w:val="0"/>
+        </w:trPr>
+        <w:tc>
+          <w:tcPr>
+            <w:tcBorders>
+              <w:top w:color="000000" w:space="0" w:sz="0" w:val="nil"/>
+              <w:left w:color="000000" w:space="0" w:sz="0" w:val="nil"/>
+              <w:bottom w:color="000000" w:space="0" w:sz="0" w:val="nil"/>
+              <w:right w:color="000000" w:space="0" w:sz="0" w:val="nil"/>
+            </w:tcBorders>
+            <w:shd w:fill="auto" w:val="clear"/>
+            <w:tcMar>
+              <w:top w:w="100.0" w:type="dxa"/>
+              <w:left w:w="100.0" w:type="dxa"/>
+              <w:bottom w:w="100.0" w:type="dxa"/>
+              <w:right w:w="100.0" w:type="dxa"/>
+            </w:tcMar>
+            <w:vAlign w:val="top"/>
+          </w:tcPr>
+          <w:p>
+            <w:pPr>
+              <w:spacing w:after="240" w:before="240" w:lineRule="auto"/>
+              <w:ind w:right="0"/>
+              <w:rPr>
+                <w:b w:val="1"/>
+                <w:bCs w:val="1"/>
+                <w:color w:val="000000"/>
+                <w:sz w:val="26"/>
+                <w:szCs w:val="26"/>
+              </w:rPr>
+            </w:pPr>
+            <w:r>
+              <w:rPr>
+                <w:b w:val="1"/>
+                <w:bCs w:val="1"/>
+                <w:color w:val="000000"/>
+                <w:sz w:val="26"/>
+                <w:szCs w:val="26"/>
+                <w:rtl w:val="0"/>
+              </w:rPr>
+              <w:t xml:space="preserve">Education</w:t>
+            </w:r>
+          </w:p>
+          <w:p>
+            <w:pPr>
+              <w:spacing w:after="240" w:before="240" w:lineRule="auto"/>
+              <w:ind w:right="0"/>
+              <w:rPr/>
+            </w:pPr>
+            <w:r>
+              <w:rPr>
+                <w:b w:val="1"/>
+                <w:bCs w:val="1"/>
+                <w:rtl w:val="0"/>
+              </w:rPr>
+              <w:t xml:space="preserve">BSc Computer Science — Aston University</w:t>
+              <w:br w:type="textWrapping"/>
+            </w:r>
+            <w:r>
+              <w:rPr>
+                <w:rtl w:val="0"/>
+              </w:rPr>
+              <w:t xml:space="preserve">2024 – Present</w:t>
+              <w:br w:type="textWrapping"/>
+              <w:t xml:space="preserve">Predicted: 2:1</w:t>
+            </w:r>
+          </w:p>
+          <w:p>
+            <w:pPr>
+              <w:spacing w:after="240" w:before="240" w:lineRule="auto"/>
+              <w:ind w:right="0"/>
+              <w:rPr/>
+            </w:pPr>
+            <w:r>
+              <w:rPr>
+                <w:b w:val="1"/>
+                <w:bCs w:val="1"/>
+                <w:rtl w:val="0"/>
+              </w:rPr>
+              <w:t xml:space="preserve">Relevant Modules:</w:t>
+              <w:br w:type="textWrapping"/>
+            </w:r>
+            <w:r>
+              <w:rPr>
+                <w:rtl w:val="0"/>
+              </w:rPr>
+              <w:t xml:space="preserve">Software Engineering, Human-Computer Interaction, Data Structures &amp; Algorithms, Introduction to Artificial Intelligence, DSA</w:t>
+            </w:r>
+          </w:p>
+        </w:tc>
+        <w:tc>
+          <w:tcPr>
+            <w:tcBorders>
+              <w:top w:color="000000" w:space="0" w:sz="0" w:val="nil"/>
+              <w:left w:color="000000" w:space="0" w:sz="0" w:val="nil"/>
+              <w:bottom w:color="000000" w:space="0" w:sz="0" w:val="nil"/>
+              <w:right w:color="000000" w:space="0" w:sz="0" w:val="nil"/>
+            </w:tcBorders>
+            <w:shd w:fill="auto" w:val="clear"/>
+            <w:tcMar>
+              <w:top w:w="100.0" w:type="dxa"/>
+              <w:left w:w="100.0" w:type="dxa"/>
+              <w:bottom w:w="100.0" w:type="dxa"/>
+              <w:right w:w="100.0" w:type="dxa"/>
+            </w:tcMar>
+            <w:vAlign w:val="top"/>
+          </w:tcPr>
+          <w:p>
+            <w:pPr>
+              <w:spacing w:after="240" w:before="240" w:lineRule="auto"/>
+              <w:ind w:right="0"/>
+              <w:rPr>
+                <w:rFonts w:ascii="Merriweather" w:cs="Merriweather" w:eastAsia="Merriweather" w:hAnsi="Merriweather"/>
+                <w:b w:val="1"/>
+                <w:bCs w:val="1"/>
+                <w:color w:val="000000"/>
+                <w:sz w:val="26"/>
+                <w:szCs w:val="26"/>
+              </w:rPr>
+            </w:pPr>
+            <w:r>
+              <w:rPr>
+                <w:b w:val="1"/>
+                <w:bCs w:val="1"/>
+                <w:color w:val="000000"/>
+                <w:sz w:val="26"/>
+                <w:szCs w:val="26"/>
+                <w:rtl w:val="0"/>
+              </w:rPr>
+              <w:t xml:space="preserve">Skills:</w:t>
+            </w:r>
+            <w:r>
+              <w:rPr>
+                <w:rtl w:val="0"/>
+              </w:rPr>
+            </w:r>
+          </w:p>
+          <w:p>
+            <w:pPr>
+              <w:spacing w:after="240" w:before="240" w:lineRule="auto"/>
+              <w:ind w:right="0"/>
+              <w:rPr/>
+            </w:pPr>
+            <w:r>
+              <w:rPr>
+                <w:b w:val="1"/>
+                <w:bCs w:val="1"/>
+                <w:rtl w:val="0"/>
+              </w:rPr>
+              <w:t xml:space="preserve">Languages:</w:t>
+              <w:br w:type="textWrapping"/>
+            </w:r>
+            <w:r>
+              <w:rPr>
+                <w:rtl w:val="0"/>
+              </w:rPr>
+              <w:t xml:space="preserve">Java, Python, JavaScript,SQL</w:t>
+            </w:r>
+          </w:p>
+          <w:p>
+            <w:pPr>
+              <w:spacing w:after="240" w:before="240" w:lineRule="auto"/>
+              <w:ind w:right="0"/>
+              <w:rPr/>
+            </w:pPr>
+            <w:r>
+              <w:rPr>
+                <w:b w:val="1"/>
+                <w:bCs w:val="1"/>
+                <w:rtl w:val="0"/>
+              </w:rPr>
+              <w:t xml:space="preserve">Web Development:</w:t>
+              <w:br w:type="textWrapping"/>
+            </w:r>
+            <w:r>
+              <w:rPr>
+                <w:rtl w:val="0"/>
+              </w:rPr>
+              <w:t xml:space="preserve">HTML, CSS</w:t>
+            </w:r>
+          </w:p>
+          <w:p>
+            <w:pPr>
+              <w:spacing w:after="240" w:before="240" w:lineRule="auto"/>
+              <w:ind w:right="0"/>
+              <w:rPr/>
+            </w:pPr>
+            <w:r>
+              <w:rPr>
+                <w:b w:val="1"/>
+                <w:bCs w:val="1"/>
+                <w:rtl w:val="0"/>
+              </w:rPr>
+              <w:t xml:space="preserve">Tools &amp; Technologies:</w:t>
+              <w:br w:type="textWrapping"/>
+            </w:r>
+            <w:r>
+              <w:rPr>
+                <w:rtl w:val="0"/>
+              </w:rPr>
+              <w:t xml:space="preserve">Git, Bash, Figma</w:t>
+            </w:r>
+          </w:p>
+          <w:p>
+            <w:pPr>
+              <w:spacing w:after="240" w:before="240" w:lineRule="auto"/>
+              <w:ind w:right="0"/>
+              <w:rPr/>
+            </w:pPr>
+            <w:r>
+              <w:rPr>
+                <w:b w:val="1"/>
+                <w:bCs w:val="1"/>
+                <w:rtl w:val="0"/>
+              </w:rPr>
+              <w:t xml:space="preserve">Additional Skills:</w:t>
+              <w:br w:type="textWrapping"/>
+            </w:r>
+            <w:r>
+              <w:rPr>
+                <w:rtl w:val="0"/>
+              </w:rPr>
+              <w:t xml:space="preserve">Basic data handling and analysis, problem-solving, debugging</w:t>
+            </w:r>
+          </w:p>
+        </w:tc>
+      </w:tr>
+    </w:tbl>
     <w:p>
       <w:pPr>
         <w:spacing w:after="240" w:before="240" w:lineRule="auto"/>
         <w:ind w:right="0"/>
         <w:rPr>
+          <w:rFonts w:ascii="Merriweather" w:cs="Merriweather" w:eastAsia="Merriweather" w:hAnsi="Merriweather"/>
+          <w:b w:val="1"/>
+          <w:bCs w:val="1"/>
+          <w:color w:val="000000"/>
+          <w:sz w:val="26"/>
+          <w:szCs w:val="26"/>
+        </w:rPr>
+      </w:pPr>
+      <w:r>
+        <w:pict>
+          <v:rect style="width:0.0pt;height:1.5pt" o:hr="t" o:hrstd="t" o:hralign="center" fillcolor="#A0A0A0" stroked="f"/>
+        </w:pict>
+      </w:r>
+      <w:r>
+        <w:rPr>
+          <w:rFonts w:ascii="Merriweather" w:cs="Merriweather" w:eastAsia="Merriweather" w:hAnsi="Merriweather"/>
+          <w:b w:val="1"/>
+          <w:bCs w:val="1"/>
+          <w:color w:val="000000"/>
+          <w:sz w:val="26"/>
+          <w:szCs w:val="26"/>
+          <w:rtl w:val="0"/>
+        </w:rPr>
+        <w:t xml:space="preserve">Projects</w:t>
+      </w:r>
+    </w:p>
+    <w:p>
+      <w:pPr>
+        <w:spacing w:after="240" w:before="240" w:lineRule="auto"/>
+        <w:ind w:right="0"/>
+        <w:rPr>
           <w:color w:val="1155cc"/>
           <w:u w:val="single"/>
         </w:rPr>
@@ -409,14 +420,14 @@
           <w:bCs w:val="1"/>
           <w:rtl w:val="0"/>
         </w:rPr>
-        <w:t xml:space="preserve">EcoLens — Sustainability Shopping App (UX Case Study)</w:t>
+        <w:t xml:space="preserve">Veltrix — Gaming Hub &amp; Marketplace (Deployed)</w:t>
         <w:br w:type="textWrapping"/>
       </w:r>
       <w:r>
         <w:rPr>
           <w:rtl w:val="0"/>
         </w:rPr>
-        <w:t xml:space="preserve">Prototype:</w:t>
+        <w:t xml:space="preserve">Live Demo:</w:t>
       </w:r>
       <w:hyperlink r:id="rId10">
         <w:r>
@@ -433,7 +444,7 @@
             <w:u w:val="single"/>
             <w:rtl w:val="0"/>
           </w:rPr>
-          <w:t xml:space="preserve">https://www.figma.com/proto/mUo9qMIJ8E9nfcv9PHSK8t/Sustainability-Shopping-assistant-App-UI</w:t>
+          <w:t xml:space="preserve">https://cs2team48.cs2410-web01pvm.aston.ac.uk/pages/index.html</w:t>
         </w:r>
       </w:hyperlink>
       <w:r>
@@ -446,7 +457,7 @@
       <w:pPr>
         <w:numPr>
           <w:ilvl w:val="0"/>
-          <w:numId w:val="2"/>
+          <w:numId w:val="4"/>
         </w:numPr>
         <w:spacing w:after="0" w:afterAutospacing="0" w:before="240" w:lineRule="auto"/>
         <w:ind w:left="720" w:right="0" w:hanging="360"/>
@@ -455,14 +466,14 @@
         <w:rPr>
           <w:rtl w:val="0"/>
         </w:rPr>
-        <w:t xml:space="preserve">Conducted usability testing using think-aloud methods to identify user pain points</w:t>
+        <w:t xml:space="preserve">Led front-end development, designing and implementing user interactions using JavaScript.</w:t>
       </w:r>
     </w:p>
     <w:p>
       <w:pPr>
         <w:numPr>
           <w:ilvl w:val="0"/>
-          <w:numId w:val="2"/>
+          <w:numId w:val="4"/>
         </w:numPr>
         <w:spacing w:after="0" w:afterAutospacing="0" w:before="0" w:beforeAutospacing="0" w:lineRule="auto"/>
         <w:ind w:left="720" w:right="0" w:hanging="360"/>
@@ -471,14 +482,14 @@
         <w:rPr>
           <w:rtl w:val="0"/>
         </w:rPr>
-        <w:t xml:space="preserve">Analysed feedback and refined user flows to improve navigation and task completion</w:t>
+        <w:t xml:space="preserve">Built interactive features and improved usability across the platform.</w:t>
       </w:r>
     </w:p>
     <w:p>
       <w:pPr>
         <w:numPr>
           <w:ilvl w:val="0"/>
-          <w:numId w:val="2"/>
+          <w:numId w:val="4"/>
         </w:numPr>
         <w:spacing w:after="0" w:afterAutospacing="0" w:before="0" w:beforeAutospacing="0" w:lineRule="auto"/>
         <w:ind w:left="720" w:right="0" w:hanging="360"/>
@@ -487,14 +498,30 @@
         <w:rPr>
           <w:rtl w:val="0"/>
         </w:rPr>
-        <w:t xml:space="preserve">Applied Nielsen’s usability heuristics to evaluate and improve system design</w:t>
+        <w:t xml:space="preserve">Debugged and supported back-end functionality to maintain system performance</w:t>
       </w:r>
     </w:p>
     <w:p>
       <w:pPr>
         <w:numPr>
           <w:ilvl w:val="0"/>
-          <w:numId w:val="2"/>
+          <w:numId w:val="4"/>
+        </w:numPr>
+        <w:spacing w:after="0" w:afterAutospacing="0" w:before="0" w:beforeAutospacing="0" w:lineRule="auto"/>
+        <w:ind w:left="720" w:right="0" w:hanging="360"/>
+      </w:pPr>
+      <w:r>
+        <w:rPr>
+          <w:rtl w:val="0"/>
+        </w:rPr>
+        <w:t xml:space="preserve">Contributed to project planning and coordination within a team environment</w:t>
+      </w:r>
+    </w:p>
+    <w:p>
+      <w:pPr>
+        <w:numPr>
+          <w:ilvl w:val="0"/>
+          <w:numId w:val="4"/>
         </w:numPr>
         <w:spacing w:after="240" w:before="0" w:beforeAutospacing="0" w:lineRule="auto"/>
         <w:ind w:left="720" w:right="0" w:hanging="360"/>
@@ -503,7 +530,12 @@
         <w:rPr>
           <w:rtl w:val="0"/>
         </w:rPr>
-        <w:t xml:space="preserve">Developed wireframes and prototypes using Figma to communicate design solutions</w:t>
+        <w:t xml:space="preserve">Delivered a functional MVP under time and technical constraints</w:t>
+      </w:r>
+      <w:r>
+        <w:rPr>
+          <w:rtl w:val="0"/>
+        </w:rPr>
       </w:r>
     </w:p>
     <w:p>
@@ -538,14 +570,14 @@
           <w:bCs w:val="1"/>
           <w:rtl w:val="0"/>
         </w:rPr>
-        <w:t xml:space="preserve">Pomodoro Timer Application (Personal Project)</w:t>
+        <w:t xml:space="preserve">EcoLens — Sustainability Shopping App (UX Case Study)</w:t>
         <w:br w:type="textWrapping"/>
       </w:r>
       <w:r>
         <w:rPr>
           <w:rtl w:val="0"/>
         </w:rPr>
-        <w:t xml:space="preserve">GitHub:</w:t>
+        <w:t xml:space="preserve">Prototype:</w:t>
       </w:r>
       <w:hyperlink r:id="rId12">
         <w:r>
@@ -562,7 +594,124 @@
             <w:u w:val="single"/>
             <w:rtl w:val="0"/>
           </w:rPr>
-          <w:t xml:space="preserve">https://github.com/Choice-Osadolor</w:t>
+          <w:t xml:space="preserve">https://www.figma.com/proto/mUo9qMIJ8E9nfcv9PHSK8t/Sustainability-Shopping-assistant-App-UI</w:t>
+        </w:r>
+      </w:hyperlink>
+      <w:r>
+        <w:rPr>
+          <w:rtl w:val="0"/>
+        </w:rPr>
+      </w:r>
+    </w:p>
+    <w:p>
+      <w:pPr>
+        <w:numPr>
+          <w:ilvl w:val="0"/>
+          <w:numId w:val="2"/>
+        </w:numPr>
+        <w:spacing w:after="0" w:afterAutospacing="0" w:before="240" w:lineRule="auto"/>
+        <w:ind w:left="720" w:right="0" w:hanging="360"/>
+      </w:pPr>
+      <w:r>
+        <w:rPr>
+          <w:rtl w:val="0"/>
+        </w:rPr>
+        <w:t xml:space="preserve">Designed a sustainability-focused shopping app as part of a UX case study</w:t>
+      </w:r>
+    </w:p>
+    <w:p>
+      <w:pPr>
+        <w:numPr>
+          <w:ilvl w:val="0"/>
+          <w:numId w:val="2"/>
+        </w:numPr>
+        <w:spacing w:after="0" w:afterAutospacing="0" w:before="0" w:beforeAutospacing="0" w:lineRule="auto"/>
+        <w:ind w:left="720" w:right="0" w:hanging="360"/>
+      </w:pPr>
+      <w:r>
+        <w:rPr>
+          <w:rtl w:val="0"/>
+        </w:rPr>
+        <w:t xml:space="preserve">Conducted usability testing to identify real user issues</w:t>
+      </w:r>
+    </w:p>
+    <w:p>
+      <w:pPr>
+        <w:numPr>
+          <w:ilvl w:val="0"/>
+          <w:numId w:val="2"/>
+        </w:numPr>
+        <w:spacing w:after="0" w:afterAutospacing="0" w:before="0" w:beforeAutospacing="0" w:lineRule="auto"/>
+        <w:ind w:left="720" w:right="0" w:hanging="360"/>
+      </w:pPr>
+      <w:r>
+        <w:rPr>
+          <w:rtl w:val="0"/>
+        </w:rPr>
+        <w:t xml:space="preserve">Analysed feedback and applied usability principles (e.g. Nielsen’s heuristics) to refine the design</w:t>
+      </w:r>
+    </w:p>
+    <w:p>
+      <w:pPr>
+        <w:numPr>
+          <w:ilvl w:val="0"/>
+          <w:numId w:val="2"/>
+        </w:numPr>
+        <w:spacing w:after="240" w:before="0" w:beforeAutospacing="0" w:lineRule="auto"/>
+        <w:ind w:left="720" w:right="0" w:hanging="360"/>
+      </w:pPr>
+      <w:r>
+        <w:rPr>
+          <w:rtl w:val="0"/>
+        </w:rPr>
+        <w:t xml:space="preserve">Created wireframes and interactive prototypes in Figma</w:t>
+      </w:r>
+      <w:r>
+        <w:rPr>
+          <w:rtl w:val="0"/>
+        </w:rPr>
+      </w:r>
+    </w:p>
+    <w:p>
+      <w:pPr>
+        <w:spacing w:after="240" w:before="240" w:lineRule="auto"/>
+        <w:ind w:left="720" w:right="0" w:hanging="360"/>
+        <w:rPr/>
+      </w:pPr>
+      <w:r>
+        <w:pict>
+          <v:rect style="width:0.0pt;height:1.5pt" o:hr="t" o:hrstd="t" o:hralign="center" fillcolor="#A0A0A0" stroked="f"/>
+        </w:pict>
+      </w:r>
+      <w:r>
+        <w:rPr>
+          <w:rtl w:val="0"/>
+        </w:rPr>
+      </w:r>
+    </w:p>
+    <w:p>
+      <w:pPr>
+        <w:spacing w:after="240" w:before="240" w:lineRule="auto"/>
+        <w:ind w:right="0"/>
+        <w:rPr/>
+      </w:pPr>
+      <w:r>
+        <w:rPr>
+          <w:b w:val="1"/>
+          <w:bCs w:val="1"/>
+          <w:rtl w:val="0"/>
+        </w:rPr>
+        <w:t xml:space="preserve">Pomodoro Timer Application (Exploratory Project)</w:t>
+        <w:br w:type="textWrapping"/>
+      </w:r>
+      <w:hyperlink r:id="rId14">
+        <w:r>
+          <w:rPr>
+            <w:color w:val="1155cc"/>
+            <w:u w:val="single"/>
+            <w:rtl w:val="0"/>
+          </w:rPr>
+          <w:t xml:space="preserve">https://choice-osadolor.github.io/PomodoroTimer/</w:t>
         </w:r>
       </w:hyperlink>
       <w:r>
@@ -584,7 +733,7 @@
         <w:rPr>
           <w:rtl w:val="0"/>
         </w:rPr>
-        <w:t xml:space="preserve">Built a JavaScript-based application implementing timer logic and dynamic DOM updates</w:t>
+        <w:t xml:space="preserve">Built a browser-based productivity tool using JavaScript to manage timer logic and state</w:t>
       </w:r>
     </w:p>
     <w:p>
@@ -600,7 +749,23 @@
         <w:rPr>
           <w:rtl w:val="0"/>
         </w:rPr>
-        <w:t xml:space="preserve">Designed a responsive interface using HTML and CSS</w:t>
+        <w:t xml:space="preserve">Implemented dynamic DOM updates to reflect real-time user interaction</w:t>
+      </w:r>
+    </w:p>
+    <w:p>
+      <w:pPr>
+        <w:numPr>
+          <w:ilvl w:val="0"/>
+          <w:numId w:val="1"/>
+        </w:numPr>
+        <w:spacing w:after="0" w:afterAutospacing="0" w:before="0" w:beforeAutospacing="0" w:lineRule="auto"/>
+        <w:ind w:left="720" w:right="0" w:hanging="360"/>
+      </w:pPr>
+      <w:r>
+        <w:rPr>
+          <w:rtl w:val="0"/>
+        </w:rPr>
+        <w:t xml:space="preserve">Designed and styled a responsive interface using HTML and CSS</w:t>
       </w:r>
     </w:p>
     <w:p>
@@ -616,13 +781,13 @@
         <w:rPr>
           <w:rtl w:val="0"/>
         </w:rPr>
-        <w:t xml:space="preserve">Applied structured programming techniques to manage application state and user interaction</w:t>
+        <w:t xml:space="preserve">Structured application logic to handle user input and session control</w:t>
       </w:r>
     </w:p>
     <w:p>
       <w:pPr>
         <w:spacing w:after="240" w:before="240" w:lineRule="auto"/>
-        <w:ind w:left="720" w:right="0" w:hanging="360"/>
+        <w:ind w:left="0" w:right="0" w:firstLine="0"/>
         <w:rPr/>
       </w:pPr>
       <w:r>
@@ -652,8 +817,8 @@
           <w:szCs w:val="26"/>
         </w:rPr>
       </w:pPr>
-      <w:bookmarkStart w:colFirst="0" w:colLast="0" w:name="_t8ksnwaywd6u" w:id="3"/>
-      <w:bookmarkEnd w:id="3"/>
+      <w:bookmarkStart w:colFirst="0" w:colLast="0" w:name="_29uox3pf0cbs" w:id="0"/>
+      <w:bookmarkEnd w:id="0"/>
       <w:r>
         <w:rPr>
           <w:rFonts w:ascii="Merriweather" w:cs="Merriweather" w:eastAsia="Merriweather" w:hAnsi="Merriweather"/>
@@ -664,142 +829,6 @@
           <w:szCs w:val="26"/>
           <w:rtl w:val="0"/>
         </w:rPr>
-        <w:t xml:space="preserve">Technical Skills</w:t>
-      </w:r>
-    </w:p>
-    <w:p>
-      <w:pPr>
-        <w:spacing w:after="240" w:before="240" w:lineRule="auto"/>
-        <w:ind w:right="0"/>
-        <w:rPr/>
-      </w:pPr>
-      <w:r>
-        <w:rPr>
-          <w:b w:val="1"/>
-          <w:bCs w:val="1"/>
-          <w:rtl w:val="0"/>
-        </w:rPr>
-        <w:t xml:space="preserve">Languages:</w:t>
-        <w:br w:type="textWrapping"/>
-      </w:r>
-      <w:r>
-        <w:rPr>
-          <w:rtl w:val="0"/>
-        </w:rPr>
-        <w:t xml:space="preserve">Java, Python, JavaScript,SQL</w:t>
-      </w:r>
-    </w:p>
-    <w:p>
-      <w:pPr>
-        <w:spacing w:after="240" w:before="240" w:lineRule="auto"/>
-        <w:ind w:right="0"/>
-        <w:rPr/>
-      </w:pPr>
-      <w:r>
-        <w:rPr>
-          <w:b w:val="1"/>
-          <w:bCs w:val="1"/>
-          <w:rtl w:val="0"/>
-        </w:rPr>
-        <w:t xml:space="preserve">Web Development:</w:t>
-        <w:br w:type="textWrapping"/>
-      </w:r>
-      <w:r>
-        <w:rPr>
-          <w:rtl w:val="0"/>
-        </w:rPr>
-        <w:t xml:space="preserve">HTML, CSS</w:t>
-      </w:r>
-    </w:p>
-    <w:p>
-      <w:pPr>
-        <w:spacing w:after="240" w:before="240" w:lineRule="auto"/>
-        <w:ind w:right="0"/>
-        <w:rPr/>
-      </w:pPr>
-      <w:r>
-        <w:rPr>
-          <w:b w:val="1"/>
-          <w:bCs w:val="1"/>
-          <w:rtl w:val="0"/>
-        </w:rPr>
-        <w:t xml:space="preserve">Tools &amp; Technologies:</w:t>
-        <w:br w:type="textWrapping"/>
-      </w:r>
-      <w:r>
-        <w:rPr>
-          <w:rtl w:val="0"/>
-        </w:rPr>
-        <w:t xml:space="preserve">Git, Bash, Figma</w:t>
-      </w:r>
-    </w:p>
-    <w:p>
-      <w:pPr>
-        <w:spacing w:after="240" w:before="240" w:lineRule="auto"/>
-        <w:ind w:right="0"/>
-        <w:rPr/>
-      </w:pPr>
-      <w:r>
-        <w:rPr>
-          <w:b w:val="1"/>
-          <w:bCs w:val="1"/>
-          <w:rtl w:val="0"/>
-        </w:rPr>
-        <w:t xml:space="preserve">Additional Skills:</w:t>
-        <w:br w:type="textWrapping"/>
-      </w:r>
-      <w:r>
-        <w:rPr>
-          <w:rtl w:val="0"/>
-        </w:rPr>
-        <w:t xml:space="preserve">Basic data handling and analysis, problem-solving, debugging</w:t>
-      </w:r>
-    </w:p>
-    <w:p>
-      <w:pPr>
-        <w:spacing w:after="240" w:before="240" w:lineRule="auto"/>
-        <w:ind w:left="720" w:right="0" w:hanging="360"/>
-        <w:rPr/>
-      </w:pPr>
-      <w:r>
-        <w:pict>
-          <v:rect style="width:0.0pt;height:1.5pt" o:hr="t" o:hrstd="t" o:hralign="center" fillcolor="#A0A0A0" stroked="f"/>
-        </w:pict>
-      </w:r>
-      <w:r>
-        <w:rPr>
-          <w:rtl w:val="0"/>
-        </w:rPr>
-      </w:r>
-    </w:p>
-    <w:p>
-      <w:pPr>
-        <w:pStyle w:val="Heading3"/>
-        <w:keepNext w:val="0"/>
-        <w:keepLines w:val="0"/>
-        <w:spacing w:after="80" w:before="280" w:line="312" w:lineRule="auto"/>
-        <w:ind w:left="720" w:right="0" w:hanging="360"/>
-        <w:rPr>
-          <w:rFonts w:ascii="Merriweather" w:cs="Merriweather" w:eastAsia="Merriweather" w:hAnsi="Merriweather"/>
-          <w:b w:val="1"/>
-          <w:bCs w:val="1"/>
-          <w:color w:val="000000"/>
-          <w:sz w:val="26"/>
-          <w:szCs w:val="26"/>
-        </w:rPr>
-      </w:pPr>
-      <w:bookmarkStart w:colFirst="0" w:colLast="0" w:name="_29uox3pf0cbs" w:id="4"/>
-      <w:bookmarkEnd w:id="4"/>
-      <w:r>
-        <w:rPr>
-          <w:rFonts w:ascii="Merriweather" w:cs="Merriweather" w:eastAsia="Merriweather" w:hAnsi="Merriweather"/>
-          <w:b w:val="1"/>
-          <w:bCs w:val="1"/>
-          <w:color w:val="000000"/>
-          <w:sz w:val="26"/>
-          <w:szCs w:val="26"/>
-          <w:rtl w:val="0"/>
-        </w:rPr>
         <w:t xml:space="preserve">Experience</w:t>
       </w:r>
     </w:p>
@@ -845,12 +874,15 @@
         </w:numPr>
         <w:spacing w:after="0" w:afterAutospacing="0" w:before="0" w:beforeAutospacing="0" w:lineRule="auto"/>
         <w:ind w:left="720" w:right="0" w:hanging="360"/>
-      </w:pPr>
-      <w:r>
-        <w:rPr>
-          <w:rtl w:val="0"/>
-        </w:rPr>
-        <w:t xml:space="preserve">Diagnosed and resolved technical issues in real time, ensuring smooth operation</w:t>
+        <w:rPr>
+          <w:u w:val="none"/>
+        </w:rPr>
+      </w:pPr>
+      <w:r>
+        <w:rPr>
+          <w:rtl w:val="0"/>
+        </w:rPr>
+        <w:t xml:space="preserve">Maintained reliable system performance and diagnosed technical issues in real time.</w:t>
       </w:r>
     </w:p>
     <w:p>
@@ -859,42 +891,29 @@
           <w:ilvl w:val="0"/>
           <w:numId w:val="3"/>
         </w:numPr>
-        <w:spacing w:after="0" w:afterAutospacing="0" w:before="0" w:beforeAutospacing="0" w:lineRule="auto"/>
-        <w:ind w:left="720" w:right="0" w:hanging="360"/>
-      </w:pPr>
-      <w:r>
-        <w:rPr>
-          <w:rtl w:val="0"/>
-        </w:rPr>
-        <w:t xml:space="preserve">Collaborated with team members to coordinate technical delivery under time pressure</w:t>
-      </w:r>
-    </w:p>
-    <w:p>
-      <w:pPr>
-        <w:numPr>
-          <w:ilvl w:val="0"/>
-          <w:numId w:val="3"/>
-        </w:numPr>
-        <w:spacing w:after="0" w:afterAutospacing="0" w:before="0" w:beforeAutospacing="0" w:lineRule="auto"/>
-        <w:ind w:left="720" w:right="0" w:hanging="360"/>
-      </w:pPr>
-      <w:r>
-        <w:rPr>
-          <w:rtl w:val="0"/>
-        </w:rPr>
-        <w:t xml:space="preserve">Maintained reliable system performance in high-responsibility environments</w:t>
-      </w:r>
-    </w:p>
-    <w:p>
-      <w:pPr>
-        <w:numPr>
-          <w:ilvl w:val="0"/>
-          <w:numId w:val="5"/>
-        </w:numPr>
         <w:spacing w:after="240" w:before="0" w:beforeAutospacing="0" w:lineRule="auto"/>
         <w:ind w:left="720" w:right="0" w:hanging="360"/>
         <w:rPr>
           <w:u w:val="none"/>
+        </w:rPr>
+      </w:pPr>
+      <w:r>
+        <w:rPr>
+          <w:rtl w:val="0"/>
+        </w:rPr>
+        <w:t xml:space="preserve">Collaborated with a team to coordinate technical delivery under time-pres</w:t>
+      </w:r>
+    </w:p>
+    <w:p>
+      <w:pPr>
+        <w:spacing w:after="240" w:before="240" w:lineRule="auto"/>
+        <w:ind w:left="0" w:right="0" w:firstLine="0"/>
+        <w:rPr>
+          <w:b w:val="1"/>
+          <w:bCs w:val="1"/>
+          <w:color w:val="000000"/>
+          <w:sz w:val="34"/>
+          <w:szCs w:val="34"/>
         </w:rPr>
       </w:pPr>
       <w:r>
@@ -1387,116 +1406,6 @@
       </w:rPr>
     </w:lvl>
   </w:abstractNum>
-  <w:abstractNum w:abstractNumId="5">
-    <w:lvl w:ilvl="0">
-      <w:start w:val="1"/>
-      <w:numFmt w:val="bullet"/>
-      <w:lvlText w:val="●"/>
-      <w:lvlJc w:val="left"/>
-      <w:pPr>
-        <w:ind w:left="720" w:hanging="360"/>
-      </w:pPr>
-      <w:rPr>
-        <w:u w:val="none"/>
-      </w:rPr>
-    </w:lvl>
-    <w:lvl w:ilvl="1">
-      <w:start w:val="1"/>
-      <w:numFmt w:val="bullet"/>
-      <w:lvlText w:val="○"/>
-      <w:lvlJc w:val="left"/>
-      <w:pPr>
-        <w:ind w:left="1440" w:hanging="360"/>
-      </w:pPr>
-      <w:rPr>
-        <w:u w:val="none"/>
-      </w:rPr>
-    </w:lvl>
-    <w:lvl w:ilvl="2">
-      <w:start w:val="1"/>
-      <w:numFmt w:val="bullet"/>
-      <w:lvlText w:val="■"/>
-      <w:lvlJc w:val="left"/>
-      <w:pPr>
-        <w:ind w:left="2160" w:hanging="360"/>
-      </w:pPr>
-      <w:rPr>
-        <w:u w:val="none"/>
-      </w:rPr>
-    </w:lvl>
-    <w:lvl w:ilvl="3">
-      <w:start w:val="1"/>
-      <w:numFmt w:val="bullet"/>
-      <w:lvlText w:val="●"/>
-      <w:lvlJc w:val="left"/>
-      <w:pPr>
-        <w:ind w:left="2880" w:hanging="360"/>
-      </w:pPr>
-      <w:rPr>
-        <w:u w:val="none"/>
-      </w:rPr>
-    </w:lvl>
-    <w:lvl w:ilvl="4">
-      <w:start w:val="1"/>
-      <w:numFmt w:val="bullet"/>
-      <w:lvlText w:val="○"/>
-      <w:lvlJc w:val="left"/>
-      <w:pPr>
-        <w:ind w:left="3600" w:hanging="360"/>
-      </w:pPr>
-      <w:rPr>
-        <w:u w:val="none"/>
-      </w:rPr>
-    </w:lvl>
-    <w:lvl w:ilvl="5">
-      <w:start w:val="1"/>
-      <w:numFmt w:val="bullet"/>
-      <w:lvlText w:val="■"/>
-      <w:lvlJc w:val="left"/>
-      <w:pPr>
-        <w:ind w:left="4320" w:hanging="360"/>
-      </w:pPr>
-      <w:rPr>
-        <w:u w:val="none"/>
-      </w:rPr>
-    </w:lvl>
-    <w:lvl w:ilvl="6">
-      <w:start w:val="1"/>
-      <w:numFmt w:val="bullet"/>
-      <w:lvlText w:val="●"/>
-      <w:lvlJc w:val="left"/>
-      <w:pPr>
-        <w:ind w:left="5040" w:hanging="360"/>
-      </w:pPr>
-      <w:rPr>
-        <w:u w:val="none"/>
-      </w:rPr>
-    </w:lvl>
-    <w:lvl w:ilvl="7">
-      <w:start w:val="1"/>
-      <w:numFmt w:val="bullet"/>
-      <w:lvlText w:val="○"/>
-      <w:lvlJc w:val="left"/>
-      <w:pPr>
-        <w:ind w:left="5760" w:hanging="360"/>
-      </w:pPr>
-      <w:rPr>
-        <w:u w:val="none"/>
-      </w:rPr>
-    </w:lvl>
-    <w:lvl w:ilvl="8">
-      <w:start w:val="1"/>
-      <w:numFmt w:val="bullet"/>
-      <w:lvlText w:val="■"/>
-      <w:lvlJc w:val="left"/>
-      <w:pPr>
-        <w:ind w:left="6480" w:hanging="360"/>
-      </w:pPr>
-      <w:rPr>
-        <w:u w:val="none"/>
-      </w:rPr>
-    </w:lvl>
-  </w:abstractNum>
   <w:num w:numId="1">
     <w:abstractNumId w:val="1"/>
   </w:num>
@@ -1508,9 +1417,6 @@
   </w:num>
   <w:num w:numId="4">
     <w:abstractNumId w:val="4"/>
-  </w:num>
-  <w:num w:numId="5">
-    <w:abstractNumId w:val="5"/>
   </w:num>
 </w:numbering>
 </file>
@@ -1681,6 +1587,13 @@
       <w:rFonts w:ascii="Open Sans" w:cs="Open Sans" w:eastAsia="Open Sans" w:hAnsi="Open Sans"/>
       <w:color w:val="000000"/>
     </w:rPr>
+  </w:style>
+  <w:style w:type="table" w:styleId="Table1">
+    <w:basedOn w:val="TableNormal"/>
+    <w:tblPr>
+      <w:tblStyleRowBandSize w:val="1"/>
+      <w:tblStyleColBandSize w:val="1"/>
+    </w:tblPr>
   </w:style>
 </w:styles>
 </file>
